--- a/Meeting Reports/Meeting Report- Week 03.docx
+++ b/Meeting Reports/Meeting Report- Week 03.docx
@@ -1177,103 +1177,83 @@
           <w:u w:val="single"/>
         </w:rPr>
       </w:pPr>
+    </w:p>
+    <w:p>
+      <w:pPr>
+        <w:rPr>
+          <w:rFonts w:ascii="Arial" w:hAnsi="Arial"/>
+          <w:b/>
+          <w:sz w:val="22"/>
+          <w:u w:val="single"/>
+        </w:rPr>
+      </w:pPr>
+    </w:p>
+    <w:p>
+      <w:pPr>
+        <w:rPr>
+          <w:rFonts w:ascii="Arial" w:hAnsi="Arial"/>
+          <w:b/>
+          <w:sz w:val="22"/>
+          <w:u w:val="single"/>
+        </w:rPr>
+      </w:pPr>
+    </w:p>
+    <w:p>
+      <w:pPr>
+        <w:rPr>
+          <w:rFonts w:ascii="Arial" w:hAnsi="Arial"/>
+          <w:b/>
+          <w:sz w:val="22"/>
+          <w:u w:val="single"/>
+        </w:rPr>
+      </w:pPr>
+      <w:r>
+        <w:rPr>
+          <w:rFonts w:ascii="Arial" w:hAnsi="Arial"/>
+          <w:b/>
+          <w:sz w:val="22"/>
+          <w:u w:val="single"/>
+        </w:rPr>
+        <w:lastRenderedPageBreak/>
+        <w:t>Tasks Assigned:</w:t>
+      </w:r>
+    </w:p>
+    <w:p>
+      <w:pPr>
+        <w:rPr>
+          <w:rFonts w:ascii="Arial" w:hAnsi="Arial"/>
+          <w:b/>
+          <w:sz w:val="22"/>
+          <w:u w:val="single"/>
+        </w:rPr>
+      </w:pPr>
+    </w:p>
+    <w:p>
+      <w:pPr>
+        <w:rPr>
+          <w:rFonts w:ascii="Arial" w:hAnsi="Arial"/>
+          <w:sz w:val="22"/>
+          <w:lang w:val="en-DE"/>
+        </w:rPr>
+      </w:pPr>
+      <w:r>
+        <w:rPr>
+          <w:rFonts w:ascii="Arial" w:hAnsi="Arial"/>
+          <w:b/>
+          <w:sz w:val="22"/>
+          <w:lang w:val="en-DE"/>
+        </w:rPr>
+        <w:t>All members-</w:t>
+      </w:r>
       <w:bookmarkStart w:id="0" w:name="_GoBack"/>
       <w:bookmarkEnd w:id="0"/>
-    </w:p>
-    <w:p>
-      <w:pPr>
-        <w:rPr>
-          <w:rFonts w:ascii="Arial" w:hAnsi="Arial"/>
-          <w:b/>
-          <w:sz w:val="22"/>
-          <w:u w:val="single"/>
-        </w:rPr>
-      </w:pPr>
-    </w:p>
-    <w:p>
-      <w:pPr>
-        <w:rPr>
-          <w:rFonts w:ascii="Arial" w:hAnsi="Arial"/>
-          <w:b/>
-          <w:sz w:val="22"/>
-          <w:u w:val="single"/>
-        </w:rPr>
-      </w:pPr>
-    </w:p>
-    <w:p>
-      <w:pPr>
-        <w:rPr>
-          <w:rFonts w:ascii="Arial" w:hAnsi="Arial"/>
-          <w:b/>
-          <w:sz w:val="22"/>
-          <w:u w:val="single"/>
-        </w:rPr>
-      </w:pPr>
-      <w:r>
-        <w:rPr>
-          <w:rFonts w:ascii="Arial" w:hAnsi="Arial"/>
-          <w:b/>
-          <w:sz w:val="22"/>
-          <w:u w:val="single"/>
-        </w:rPr>
-        <w:lastRenderedPageBreak/>
-        <w:t>Tasks Assigned:</w:t>
-      </w:r>
-    </w:p>
-    <w:p>
-      <w:pPr>
-        <w:rPr>
-          <w:rFonts w:ascii="Arial" w:hAnsi="Arial"/>
-          <w:b/>
-          <w:sz w:val="22"/>
-          <w:u w:val="single"/>
-        </w:rPr>
-      </w:pPr>
-    </w:p>
-    <w:p>
-      <w:pPr>
-        <w:rPr>
-          <w:rFonts w:ascii="Arial" w:hAnsi="Arial"/>
-          <w:sz w:val="22"/>
-          <w:lang w:val="en-DE"/>
-        </w:rPr>
-      </w:pPr>
-      <w:r>
-        <w:rPr>
-          <w:rFonts w:ascii="Arial" w:hAnsi="Arial"/>
-          <w:b/>
-          <w:sz w:val="22"/>
-          <w:lang w:val="en-DE"/>
-        </w:rPr>
-        <w:t xml:space="preserve">Kevin </w:t>
-      </w:r>
-      <w:proofErr w:type="spellStart"/>
-      <w:r>
-        <w:rPr>
-          <w:rFonts w:ascii="Arial" w:hAnsi="Arial"/>
-          <w:b/>
-          <w:sz w:val="22"/>
-          <w:lang w:val="en-DE"/>
-        </w:rPr>
-        <w:t>Muho</w:t>
-      </w:r>
-      <w:proofErr w:type="spellEnd"/>
-      <w:r>
-        <w:rPr>
-          <w:rFonts w:ascii="Arial" w:hAnsi="Arial"/>
-          <w:b/>
-          <w:sz w:val="22"/>
-          <w:lang w:val="en-DE"/>
-        </w:rPr>
-        <w:t>-</w:t>
-      </w:r>
-      <w:r>
-        <w:rPr>
-          <w:rFonts w:ascii="Arial" w:hAnsi="Arial"/>
-          <w:sz w:val="22"/>
-          <w:lang w:val="en-DE"/>
-        </w:rPr>
-        <w:t xml:space="preserve"> Designing a single use case diagram for the whole software</w:t>
+      <w:r>
+        <w:rPr>
+          <w:rFonts w:ascii="Arial" w:hAnsi="Arial"/>
+          <w:sz w:val="22"/>
+          <w:lang w:val="en-DE"/>
+        </w:rPr>
+        <w:t>Designing a single use case diagram for the whole software</w:t>
       </w:r>
       <w:r>
         <w:rPr>
